--- a/Tailored_CVs/Shinoy_My_Jewellery_Test_Automation_Engineer.docx
+++ b/Tailored_CVs/Shinoy_My_Jewellery_Test_Automation_Engineer.docx
@@ -70,7 +70,7 @@
           <w:b w:val="0"/>
           <w:sz w:val="19"/>
         </w:rPr>
-        <w:t>QA Automation Engineer with over eight years of experience building scalable test frameworks and handling complex integrations. I bring hands-on expertise in Playwright and TypeScript, along with a strong background in combining automated test suites with manual testing processes. Additionally, I utilize AI tools like Gemini Code Assist to streamline test generation and deployment scripts.</w:t>
+        <w:t>QA Automation Engineer with over 8 years of experience building reliable test automation frameworks and conducting manual integration testing. I have strong practical experience with TypeScript, Playwright, and API testing within complex microservices and SaaS environments. I also utilize AI tools like Gemini Code Assist to streamline test generation and improve daily release workflows.</w:t>
       </w:r>
     </w:p>
     <w:p>
@@ -288,7 +288,7 @@
           <w:b w:val="0"/>
           <w:sz w:val="18"/>
         </w:rPr>
-        <w:t>▸ Migrated a SeleniumJava framework to Playwright TypeScript for endtoend workflows within a microservices architecture, boosting execution efficiency by 20%.</w:t>
+        <w:t>▸ Migrated legacy testing setups to Playwright TypeScript for endtoend workflows within a microservices architecture, boosting execution efficiency by 20%.</w:t>
       </w:r>
     </w:p>
     <w:p>
@@ -301,7 +301,7 @@
           <w:b w:val="0"/>
           <w:sz w:val="18"/>
         </w:rPr>
-        <w:t>▸ Combined automated regression test builds with manual testing and exploratory runs to ensure high release stability across complex system integrations.</w:t>
+        <w:t>▸ Partnered with crossfunctional teams and stakeholders to translate business requirements into clear test scenarios and ensure backend data integrity using Oracle SQL.</w:t>
       </w:r>
     </w:p>
     <w:p>
@@ -314,7 +314,7 @@
           <w:b w:val="0"/>
           <w:sz w:val="18"/>
         </w:rPr>
-        <w:t>▸ Collaborated directly with crossfunctional teams and product owners to translate business requirements into clear test scenarios and strategies.</w:t>
+        <w:t>▸ Combined automated testing with handson exploratory and manual verification for complex system integrations.</w:t>
       </w:r>
     </w:p>
     <w:p>
@@ -327,7 +327,7 @@
           <w:b w:val="0"/>
           <w:sz w:val="18"/>
         </w:rPr>
-        <w:t>▸ Streamlined test generation and deployment scripts by utilizing AI tools like Gemini Code Assist to support efficient test automation workflows.</w:t>
+        <w:t>▸ Streamlined complex test generation and deployment scripts utilizing AI tools like Gemini Code Assist to speed up delivery.</w:t>
       </w:r>
     </w:p>
     <w:p>

--- a/Tailored_CVs/Shinoy_My_Jewellery_Test_Automation_Engineer.docx
+++ b/Tailored_CVs/Shinoy_My_Jewellery_Test_Automation_Engineer.docx
@@ -70,7 +70,7 @@
           <w:b w:val="0"/>
           <w:sz w:val="19"/>
         </w:rPr>
-        <w:t>QA Automation Engineer with over 8 years of experience building reliable test automation frameworks and conducting manual integration testing. I have strong practical experience with TypeScript, Playwright, and API testing within complex microservices and SaaS environments. I also utilize AI tools like Gemini Code Assist to streamline test generation and improve daily release workflows.</w:t>
+        <w:t>I am a QA automation engineer with over eight years of experience building scalable test frameworks using TypeScript, Playwright, and Java. In my recent work, I integrated Gemini Code Assist to streamline test generation and deployment scripts while ensuring smooth SaaS integrations. I hold a valid EU residence permit and live nearby in Amstelveen, ready to support your team.</w:t>
       </w:r>
     </w:p>
     <w:p>
@@ -288,7 +288,7 @@
           <w:b w:val="0"/>
           <w:sz w:val="18"/>
         </w:rPr>
-        <w:t>▸ Migrated legacy testing setups to Playwright TypeScript for endtoend workflows within a microservices architecture, boosting execution efficiency by 20%.</w:t>
+        <w:t>▸ Migrated and maintained automation frameworks using TypeScript and Playwright for complex endtoend user journeys and microservices workflows.</w:t>
       </w:r>
     </w:p>
     <w:p>
@@ -301,7 +301,7 @@
           <w:b w:val="0"/>
           <w:sz w:val="18"/>
         </w:rPr>
-        <w:t>▸ Partnered with crossfunctional teams and stakeholders to translate business requirements into clear test scenarios and ensure backend data integrity using Oracle SQL.</w:t>
+        <w:t>▸ Partnered with crossfunctional business units and developers to clarify requirements and design effective test scenarios for various SaaS integrations.</w:t>
       </w:r>
     </w:p>
     <w:p>
@@ -314,7 +314,7 @@
           <w:b w:val="0"/>
           <w:sz w:val="18"/>
         </w:rPr>
-        <w:t>▸ Combined automated testing with handson exploratory and manual verification for complex system integrations.</w:t>
+        <w:t>▸ Performed manual and exploratory testing alongside automated checks to validate critical business processes across warehouse, sales, and customer service domains.</w:t>
       </w:r>
     </w:p>
     <w:p>
@@ -327,7 +327,7 @@
           <w:b w:val="0"/>
           <w:sz w:val="18"/>
         </w:rPr>
-        <w:t>▸ Streamlined complex test generation and deployment scripts utilizing AI tools like Gemini Code Assist to speed up delivery.</w:t>
+        <w:t>▸ Utilized Gemini Code Assist to streamline test script generation and optimize deployment processes within modern CI/CD pipelines.</w:t>
       </w:r>
     </w:p>
     <w:p>

--- a/Tailored_CVs/Shinoy_My_Jewellery_Test_Automation_Engineer.docx
+++ b/Tailored_CVs/Shinoy_My_Jewellery_Test_Automation_Engineer.docx
@@ -70,7 +70,7 @@
           <w:b w:val="0"/>
           <w:sz w:val="19"/>
         </w:rPr>
-        <w:t>I am a QA automation engineer with over eight years of experience building scalable test frameworks using TypeScript, Playwright, and Java. In my recent work, I integrated Gemini Code Assist to streamline test generation and deployment scripts while ensuring smooth SaaS integrations. I hold a valid EU residence permit and live nearby in Amstelveen, ready to support your team.</w:t>
+        <w:t>I am a QA Automation Engineer with over 8 years of experience building scalable test frameworks using TypeScript, Playwright, and Selenium. I have a strong background in API testing, manual integration checks, and collaborating closely with cross-functional teams like warehouse and customer service. I also utilize tools like Gemini Code Assist to streamline test generation and support modern development workflows.</w:t>
       </w:r>
     </w:p>
     <w:p>
@@ -288,7 +288,7 @@
           <w:b w:val="0"/>
           <w:sz w:val="18"/>
         </w:rPr>
-        <w:t>▸ Migrated and maintained automation frameworks using TypeScript and Playwright for complex endtoend user journeys and microservices workflows.</w:t>
+        <w:t>▸ Migrated existing frameworks to Playwright TypeScript for endtoend workflows within microservices architectures, boosting execution efficiency.</w:t>
       </w:r>
     </w:p>
     <w:p>
@@ -301,7 +301,7 @@
           <w:b w:val="0"/>
           <w:sz w:val="18"/>
         </w:rPr>
-        <w:t>▸ Partnered with crossfunctional business units and developers to clarify requirements and design effective test scenarios for various SaaS integrations.</w:t>
+        <w:t>▸ Performed handson manual exploratory testing and automated smoke testing on deployment builds to ensure high release stability across complex integrations.</w:t>
       </w:r>
     </w:p>
     <w:p>
@@ -314,7 +314,7 @@
           <w:b w:val="0"/>
           <w:sz w:val="18"/>
         </w:rPr>
-        <w:t>▸ Performed manual and exploratory testing alongside automated checks to validate critical business processes across warehouse, sales, and customer service domains.</w:t>
+        <w:t>▸ Collaborated with product, development, and support teams to clarify requirements, analyze system changes, and track defects effectively.</w:t>
       </w:r>
     </w:p>
     <w:p>
@@ -327,7 +327,7 @@
           <w:b w:val="0"/>
           <w:sz w:val="18"/>
         </w:rPr>
-        <w:t>▸ Utilized Gemini Code Assist to streamline test script generation and optimize deployment processes within modern CI/CD pipelines.</w:t>
+        <w:t>▸ Utilized AI tools like Gemini Code Assist to streamline test generation and deployment scripts for faster feedback cycles.</w:t>
       </w:r>
     </w:p>
     <w:p>

--- a/Tailored_CVs/Shinoy_My_Jewellery_Test_Automation_Engineer.docx
+++ b/Tailored_CVs/Shinoy_My_Jewellery_Test_Automation_Engineer.docx
@@ -70,7 +70,7 @@
           <w:b w:val="0"/>
           <w:sz w:val="19"/>
         </w:rPr>
-        <w:t>I am a QA Automation Engineer with over 8 years of experience building scalable test frameworks using TypeScript, Playwright, and Selenium. I have a strong background in API testing, manual integration checks, and collaborating closely with cross-functional teams like warehouse and customer service. I also utilize tools like Gemini Code Assist to streamline test generation and support modern development workflows.</w:t>
+        <w:t>I am a QA automation engineer with over eight years of experience building scalable test frameworks using TypeScript, Playwright, and Java. I help teams improve release quality by combining automated API testing with hands-on manual and exploratory checks across complex SaaS integrations. I also use tools like Gemini Code Assist to streamline test script generation.</w:t>
       </w:r>
     </w:p>
     <w:p>
@@ -288,7 +288,7 @@
           <w:b w:val="0"/>
           <w:sz w:val="18"/>
         </w:rPr>
-        <w:t>▸ Migrated existing frameworks to Playwright TypeScript for endtoend workflows within microservices architectures, boosting execution efficiency.</w:t>
+        <w:t>▸ Developed and maintained automated API test suites using Playwright and TypeScript, improving test execution efficiency across microservices workflows.</w:t>
       </w:r>
     </w:p>
     <w:p>
@@ -301,7 +301,7 @@
           <w:b w:val="0"/>
           <w:sz w:val="18"/>
         </w:rPr>
-        <w:t>▸ Performed handson manual exploratory testing and automated smoke testing on deployment builds to ensure high release stability across complex integrations.</w:t>
+        <w:t>▸ Executed manual chain and integration tests on complex business processes, working closely with different departments to align requirements.</w:t>
       </w:r>
     </w:p>
     <w:p>
@@ -314,7 +314,7 @@
           <w:b w:val="0"/>
           <w:sz w:val="18"/>
         </w:rPr>
-        <w:t>▸ Collaborated with product, development, and support teams to clarify requirements, analyze system changes, and track defects effectively.</w:t>
+        <w:t>▸ Proactively advised on quality improvements and documented test processes and results in tracking tools like Qase and JIRA.</w:t>
       </w:r>
     </w:p>
     <w:p>
@@ -327,7 +327,7 @@
           <w:b w:val="0"/>
           <w:sz w:val="18"/>
         </w:rPr>
-        <w:t>▸ Utilized AI tools like Gemini Code Assist to streamline test generation and deployment scripts for faster feedback cycles.</w:t>
+        <w:t>▸ Streamlined test generation and deployment scripts utilizing AI tools such as Gemini Code Assist to support test automation strategies.</w:t>
       </w:r>
     </w:p>
     <w:p>
